--- a/a7/build/out/u4/A7 4.06  Independent Set Key.docx
+++ b/a7/build/out/u4/A7 4.06  Independent Set Key.docx
@@ -855,7 +855,7 @@
             <w:r>
               <w:drawing>
                 <wp:inline xmlns:a="http://schemas.openxmlformats.org/drawingml/2006/main" xmlns:pic="http://schemas.openxmlformats.org/drawingml/2006/picture">
-                  <wp:extent cx="1118616" cy="204216"/>
+                  <wp:extent cx="1127760" cy="204216"/>
                   <wp:docPr id="7" name="Picture 7"/>
                   <wp:cNvGraphicFramePr>
                     <a:graphicFrameLocks noChangeAspect="1"/>
@@ -864,7 +864,7 @@
                     <a:graphicData uri="http://schemas.openxmlformats.org/drawingml/2006/picture">
                       <pic:pic>
                         <pic:nvPicPr>
-                          <pic:cNvPr id="0" name="f113d1d19947ff24.png"/>
+                          <pic:cNvPr id="0" name="bd92e4cce362a70c.png"/>
                           <pic:cNvPicPr/>
                         </pic:nvPicPr>
                         <pic:blipFill>
@@ -876,7 +876,7 @@
                         <pic:spPr>
                           <a:xfrm>
                             <a:off x="0" y="0"/>
-                            <a:ext cx="1118616" cy="204216"/>
+                            <a:ext cx="1127760" cy="204216"/>
                           </a:xfrm>
                           <a:prstGeom prst="rect"/>
                         </pic:spPr>
@@ -895,7 +895,7 @@
             <w:r>
               <w:drawing>
                 <wp:inline xmlns:a="http://schemas.openxmlformats.org/drawingml/2006/main" xmlns:pic="http://schemas.openxmlformats.org/drawingml/2006/picture">
-                  <wp:extent cx="118872" cy="219456"/>
+                  <wp:extent cx="118872" cy="216408"/>
                   <wp:docPr id="8" name="Picture 8"/>
                   <wp:cNvGraphicFramePr>
                     <a:graphicFrameLocks noChangeAspect="1"/>
@@ -904,7 +904,7 @@
                     <a:graphicData uri="http://schemas.openxmlformats.org/drawingml/2006/picture">
                       <pic:pic>
                         <pic:nvPicPr>
-                          <pic:cNvPr id="0" name="133b42e7f3b6660b.png"/>
+                          <pic:cNvPr id="0" name="c2bf660d387ef2a0.png"/>
                           <pic:cNvPicPr/>
                         </pic:nvPicPr>
                         <pic:blipFill>
@@ -916,7 +916,7 @@
                         <pic:spPr>
                           <a:xfrm>
                             <a:off x="0" y="0"/>
-                            <a:ext cx="118872" cy="219456"/>
+                            <a:ext cx="118872" cy="216408"/>
                           </a:xfrm>
                           <a:prstGeom prst="rect"/>
                         </pic:spPr>
@@ -939,7 +939,50 @@
                 <w:color w:val="6B6B6B"/>
                 <w:sz w:val="19"/>
               </w:rPr>
-              <w:t>Under the bar: 144.</w:t>
+              <w:t xml:space="preserve">Under the bar: 81, whose root is 9. Then </w:t>
+            </w:r>
+            <w:r>
+              <w:drawing>
+                <wp:inline xmlns:a="http://schemas.openxmlformats.org/drawingml/2006/main" xmlns:pic="http://schemas.openxmlformats.org/drawingml/2006/picture">
+                  <wp:extent cx="301752" cy="213360"/>
+                  <wp:docPr id="9" name="Picture 9"/>
+                  <wp:cNvGraphicFramePr>
+                    <a:graphicFrameLocks noChangeAspect="1"/>
+                  </wp:cNvGraphicFramePr>
+                  <a:graphic>
+                    <a:graphicData uri="http://schemas.openxmlformats.org/drawingml/2006/picture">
+                      <pic:pic>
+                        <pic:nvPicPr>
+                          <pic:cNvPr id="0" name="b91ed3796eb8d78f.png"/>
+                          <pic:cNvPicPr/>
+                        </pic:nvPicPr>
+                        <pic:blipFill>
+                          <a:blip r:embed="rId17"/>
+                          <a:stretch>
+                            <a:fillRect/>
+                          </a:stretch>
+                        </pic:blipFill>
+                        <pic:spPr>
+                          <a:xfrm>
+                            <a:off x="0" y="0"/>
+                            <a:ext cx="301752" cy="213360"/>
+                          </a:xfrm>
+                          <a:prstGeom prst="rect"/>
+                        </pic:spPr>
+                      </pic:pic>
+                    </a:graphicData>
+                  </a:graphic>
+                </wp:inline>
+              </w:drawing>
+            </w:r>
+            <w:r>
+              <w:rPr>
+                <w:b w:val="0"/>
+                <w:i/>
+                <w:color w:val="6B6B6B"/>
+                <w:sz w:val="19"/>
+              </w:rPr>
+              <w:t>.</w:t>
             </w:r>
           </w:p>
         </w:tc>
